--- a/02-analise/03-fluxos-processo.docx
+++ b/02-analise/03-fluxos-processo.docx
@@ -556,13 +556,13 @@
     </w:p>
     <w:bookmarkEnd w:id="57"/>
     <w:bookmarkEnd w:id="58"/>
-    <w:bookmarkStart w:id="62" w:name="X4e16b3b45dfb23d61400a8982c30704c2c59f4d"/>
+    <w:bookmarkStart w:id="62" w:name="fluxo-com-raias-responsabilidades"/>
     <w:p>
       <w:pPr>
         <w:pStyle w:val="Heading2"/>
       </w:pPr>
       <w:r>
-        <w:t xml:space="preserve">2. Fluxo com raias (swimlanes) — responsabilidades</w:t>
+        <w:t xml:space="preserve">2. Fluxo com raias — responsabilidades</w:t>
       </w:r>
     </w:p>
     <w:p>
